--- a/PP-salygos/templates/DPSK_LTEN_PASALINIMAS.docx
+++ b/PP-salygos/templates/DPSK_LTEN_PASALINIMAS.docx
@@ -376,7 +376,23 @@
                 <w:b w:val="0"/>
                 <w:bCs/>
               </w:rPr>
-              <w:t>Perkantysis subjektas netikrina fizinių asmenų (specialistų), kurių pajėgumais tiekėjas remiasi pagal PĮ 62 straipsnį ir kuriuos, pirkimo laimėjimo atveju, tiekėjas ketina įdarbinti, (kvazisubtiekėjų) pašalinimo pagrindų.</w:t>
+              <w:t>Perkantysis subjektas netikrina fizinių asmenų (specialistų), kurių pajėgumais tiekėjas remiasi pagal PĮ 62 straipsnį ir kuriuos, pirkimo laimėjimo atveju, tiekėjas ketina įdarbinti, (</w:t>
+            </w:r>
+            <w:proofErr w:type="spellStart"/>
+            <w:r>
+              <w:rPr>
+                <w:b w:val="0"/>
+                <w:bCs/>
+              </w:rPr>
+              <w:t>kvazisubtiekėjų</w:t>
+            </w:r>
+            <w:proofErr w:type="spellEnd"/>
+            <w:r>
+              <w:rPr>
+                <w:b w:val="0"/>
+                <w:bCs/>
+              </w:rPr>
+              <w:t>) pašalinimo pagrindų.</w:t>
             </w:r>
           </w:p>
         </w:tc>
@@ -402,7 +418,27 @@
                 <w:szCs w:val="20"/>
                 <w:lang w:val="en-US"/>
               </w:rPr>
-              <w:t>The Contracting Entity does not check the grounds for exclusion of natural persons (specialists) on whose capacities the Supplier relies according to Article 62 of the LP and whom the Supplier intends to employ in case of winning the procurement (quasi-subcontractors)</w:t>
+              <w:t xml:space="preserve">The Contracting Entity does not check the grounds for exclusion of natural </w:t>
+            </w:r>
+            <w:proofErr w:type="gramStart"/>
+            <w:r>
+              <w:rPr>
+                <w:rFonts w:ascii="Arial" w:hAnsi="Arial" w:cs="Arial"/>
+                <w:sz w:val="20"/>
+                <w:szCs w:val="20"/>
+                <w:lang w:val="en-US"/>
+              </w:rPr>
+              <w:t>persons</w:t>
+            </w:r>
+            <w:proofErr w:type="gramEnd"/>
+            <w:r>
+              <w:rPr>
+                <w:rFonts w:ascii="Arial" w:hAnsi="Arial" w:cs="Arial"/>
+                <w:sz w:val="20"/>
+                <w:szCs w:val="20"/>
+                <w:lang w:val="en-US"/>
+              </w:rPr>
+              <w:t xml:space="preserve"> (specialists) on whose capacities the Supplier relies according to Article 62 of the LP and whom the Supplier intends to employ in case of winning the procurement (quasi-subcontractors)</w:t>
             </w:r>
             <w:r>
               <w:rPr>
@@ -483,7 +519,27 @@
                 <w:szCs w:val="20"/>
                 <w:lang w:val="en-US"/>
               </w:rPr>
-              <w:t>Grounds for exclusion of suppliers and documents confirming their absence:</w:t>
+              <w:t xml:space="preserve">Grounds for exclusion </w:t>
+            </w:r>
+            <w:proofErr w:type="gramStart"/>
+            <w:r>
+              <w:rPr>
+                <w:rFonts w:ascii="Arial" w:hAnsi="Arial" w:cs="Arial"/>
+                <w:sz w:val="20"/>
+                <w:szCs w:val="20"/>
+                <w:lang w:val="en-US"/>
+              </w:rPr>
+              <w:t>of</w:t>
+            </w:r>
+            <w:proofErr w:type="gramEnd"/>
+            <w:r>
+              <w:rPr>
+                <w:rFonts w:ascii="Arial" w:hAnsi="Arial" w:cs="Arial"/>
+                <w:sz w:val="20"/>
+                <w:szCs w:val="20"/>
+                <w:lang w:val="en-US"/>
+              </w:rPr>
+              <w:t xml:space="preserve"> suppliers and documents confirming their absence:</w:t>
             </w:r>
           </w:p>
         </w:tc>
@@ -1176,7 +1232,31 @@
                 <w:lang w:val="en-GB"/>
               </w:rPr>
               <w:lastRenderedPageBreak/>
-              <w:t>During the Procurement, the Supplier has entered into a situation of conflict of interest as defined in Article 33 of the LP, and the respective situation cannot be remedied.</w:t>
+              <w:t xml:space="preserve">During the Procurement, the Supplier has </w:t>
+            </w:r>
+            <w:proofErr w:type="gramStart"/>
+            <w:r>
+              <w:rPr>
+                <w:rFonts w:ascii="Arial" w:hAnsi="Arial" w:cs="Arial"/>
+                <w:iCs/>
+                <w:color w:val="000000"/>
+                <w:sz w:val="20"/>
+                <w:szCs w:val="20"/>
+                <w:lang w:val="en-GB"/>
+              </w:rPr>
+              <w:t>entered into</w:t>
+            </w:r>
+            <w:proofErr w:type="gramEnd"/>
+            <w:r>
+              <w:rPr>
+                <w:rFonts w:ascii="Arial" w:hAnsi="Arial" w:cs="Arial"/>
+                <w:iCs/>
+                <w:color w:val="000000"/>
+                <w:sz w:val="20"/>
+                <w:szCs w:val="20"/>
+                <w:lang w:val="en-GB"/>
+              </w:rPr>
+              <w:t xml:space="preserve"> a situation of conflict of interest as defined in Article 33 of the LP, and the respective situation cannot be remedied.</w:t>
             </w:r>
           </w:p>
           <w:p>
@@ -1524,7 +1604,7 @@
                 <w:sz w:val="20"/>
                 <w:szCs w:val="20"/>
               </w:rPr>
-              <w:t xml:space="preserve">Šiuo pagrindu Tiekėjas taip pat pašalinamas iš Pirkimo procedūros, kai, vadovaujantis kitų valstybių teisės aktais, ankstesnių procedūrų metu jis nuslėpė informaciją ar pateikė melagingą informaciją arba dėl melagingos informacijos pateikimo negalėjo pateikti patvirtinančių dokumentų, dėl ko per </w:t>
+              <w:t xml:space="preserve">Šiuo pagrindu Tiekėjas taip pat pašalinamas iš Pirkimo procedūros, kai, vadovaujantis kitų valstybių teisės aktais, ankstesnių procedūrų metu jis nuslėpė informaciją ar pateikė melagingą informaciją arba dėl melagingos </w:t>
             </w:r>
             <w:r>
               <w:rPr>
@@ -1535,7 +1615,7 @@
                 <w:szCs w:val="20"/>
               </w:rPr>
               <w:lastRenderedPageBreak/>
-              <w:t>pastaruosius vienus metus buvo pašalintas iš pirkimo ar koncesijos suteikimo procedūrų arba taikomos kitos panašios sankcijos.</w:t>
+              <w:t>informacijos pateikimo negalėjo pateikti patvirtinančių dokumentų, dėl ko per pastaruosius vienus metus buvo pašalintas iš pirkimo ar koncesijos suteikimo procedūrų arba taikomos kitos panašios sankcijos.</w:t>
             </w:r>
           </w:p>
         </w:tc>
@@ -1685,7 +1765,7 @@
                 <w:szCs w:val="20"/>
                 <w:lang w:val="en-GB"/>
               </w:rPr>
-              <w:t xml:space="preserve">On this basis, the Supplier shall also be excluded from the Procurement procedure if, in accordance with the legislation of other states, he concealed information or provided false information during previous procedures or was unable to provide supporting documents due to false information which resulted in its exclusion from the procurement or concession award </w:t>
+              <w:t xml:space="preserve">On this basis, the Supplier shall also be excluded from the Procurement procedure if, in accordance with the legislation of other states, he concealed information or provided false information during previous procedures or was unable to provide supporting documents due to false information which resulted in its exclusion from the </w:t>
             </w:r>
             <w:r>
               <w:rPr>
@@ -1696,7 +1776,7 @@
                 <w:lang w:val="en-GB"/>
               </w:rPr>
               <w:lastRenderedPageBreak/>
-              <w:t>procedures in the last one year or other similar sanctions.</w:t>
+              <w:t>procurement or concession award procedures in the last one year or other similar sanctions.</w:t>
             </w:r>
           </w:p>
         </w:tc>
@@ -1928,6 +2008,7 @@
                 <w:sz w:val="20"/>
                 <w:szCs w:val="20"/>
               </w:rPr>
+              <w:lastRenderedPageBreak/>
               <w:t xml:space="preserve">„e-Certis“ adresu:  </w:t>
             </w:r>
             <w:hyperlink r:id="rId8" w:history="1">
@@ -2040,7 +2121,29 @@
                 <w:szCs w:val="20"/>
                 <w:lang w:val="en-GB"/>
               </w:rPr>
-              <w:t xml:space="preserve"> may be taken into account, among other things:</w:t>
+              <w:t xml:space="preserve"> may be </w:t>
+            </w:r>
+            <w:proofErr w:type="gramStart"/>
+            <w:r>
+              <w:rPr>
+                <w:rFonts w:ascii="Arial" w:hAnsi="Arial" w:cs="Arial"/>
+                <w:color w:val="000000"/>
+                <w:sz w:val="20"/>
+                <w:szCs w:val="20"/>
+                <w:lang w:val="en-GB"/>
+              </w:rPr>
+              <w:t>taken into account</w:t>
+            </w:r>
+            <w:proofErr w:type="gramEnd"/>
+            <w:r>
+              <w:rPr>
+                <w:rFonts w:ascii="Arial" w:hAnsi="Arial" w:cs="Arial"/>
+                <w:color w:val="000000"/>
+                <w:sz w:val="20"/>
+                <w:szCs w:val="20"/>
+                <w:lang w:val="en-GB"/>
+              </w:rPr>
+              <w:t>, among other things:</w:t>
             </w:r>
             <w:r>
               <w:rPr>
@@ -2107,6 +2210,7 @@
                 <w:sz w:val="20"/>
                 <w:szCs w:val="20"/>
               </w:rPr>
+              <w:lastRenderedPageBreak/>
               <w:t>https://ec.europa.eu/tools/ecertis/.</w:t>
             </w:r>
           </w:p>
@@ -2436,7 +2540,7 @@
                 <w:sz w:val="20"/>
                 <w:szCs w:val="20"/>
               </w:rPr>
-              <w:t xml:space="preserve">, Viešųjų pirkimų, atliekamų gynybos ir saugumo srityje, įstatymu ar PĮ, ar koncesijos sutarties arba yra netinkamai ją įvykdęs ir tai buvo esminis sutarties pažeidimas, kaip nustatyta Lietuvos Respublikos civilinio kodekso 6.217 straipsnyje, dėl kurio per pastaruosius 3 metus buvo nutraukta sutartis arba per pastaruosius 3 metus buvo priimtas ir įsiteisėjęs teismo sprendimas, kuriuo tenkinamas perkančiosios organizacijos, perkančiojo subjekto ar suteikiančiosios institucijos reikalavimas atlyginti nuostolius, patirtus dėl to, kad Tiekėjas sutartyje nustatytą esminę sutarties sąlygą vykdė su dideliais arba nuolatiniais trūkumais, ar per pastaruosius 3 metus buvo priimtas Perkančiojo subjekto sprendimas, kad Tiekėjas sutartyje nustatytą esminę </w:t>
+              <w:t xml:space="preserve">, Viešųjų pirkimų, atliekamų gynybos ir saugumo srityje, įstatymu ar PĮ, ar koncesijos sutarties arba yra netinkamai ją įvykdęs ir tai buvo esminis sutarties pažeidimas, kaip nustatyta Lietuvos Respublikos civilinio kodekso 6.217 straipsnyje, dėl kurio per pastaruosius 3 metus buvo nutraukta sutartis arba per pastaruosius 3 metus buvo priimtas ir įsiteisėjęs teismo sprendimas, kuriuo tenkinamas perkančiosios organizacijos, perkančiojo subjekto ar suteikiančiosios institucijos reikalavimas atlyginti nuostolius, patirtus dėl to, kad Tiekėjas sutartyje nustatytą esminę sutarties sąlygą vykdė su </w:t>
             </w:r>
             <w:r>
               <w:rPr>
@@ -2447,7 +2551,7 @@
                 <w:szCs w:val="20"/>
               </w:rPr>
               <w:lastRenderedPageBreak/>
-              <w:t xml:space="preserve">sutarties sąlygą vykdė su dideliais arba nuolatiniais trūkumais ir dėl to buvo pritaikyta sutartyje nustatyta sankcija. </w:t>
+              <w:t xml:space="preserve">dideliais arba nuolatiniais trūkumais, ar per pastaruosius 3 metus buvo priimtas Perkančiojo subjekto sprendimas, kad Tiekėjas sutartyje nustatytą esminę sutarties sąlygą vykdė su dideliais arba nuolatiniais trūkumais ir dėl to buvo pritaikyta sutartyje nustatyta sankcija. </w:t>
             </w:r>
           </w:p>
           <w:p>
@@ -2524,7 +2628,7 @@
                 <w:szCs w:val="20"/>
                 <w:lang w:val="en-GB"/>
               </w:rPr>
-              <w:t xml:space="preserve">, the Law on Public Procurement in the Field of Defence and Security or LP or concession contract, and this was a material breach of contract as defined in Article 6.217 of the Civil Code of the Republic of Lithuania which resulted in the termination of the contract within the last 3 years or a court decision has been issued and entered into force during the last 3 years, satisfying the claim of the contracting entity, the contracting entity or the awarding entity for damages caused by the Supplier and caused because the Supplier has fulfilled the essential condition of the contract with significant or permanent defects, or during the last 3 years the Contracting Entity has decided that the Supplier has fulfilled the essential condition of the contract with significant or permanent </w:t>
+              <w:t xml:space="preserve">, the Law on Public Procurement in the Field of Defence and Security or LP or concession contract, and this was a material breach of contract as defined in Article 6.217 of the Civil Code of the Republic of Lithuania which resulted in the termination of the contract within the last 3 years or a court decision has been issued and entered into force during the last 3 years, satisfying the claim of the contracting entity, the contracting entity or the awarding entity for damages caused by the Supplier and caused because the Supplier has fulfilled the essential condition of the contract with significant or permanent </w:t>
             </w:r>
             <w:r>
               <w:rPr>
@@ -2536,7 +2640,7 @@
                 <w:lang w:val="en-GB"/>
               </w:rPr>
               <w:lastRenderedPageBreak/>
-              <w:t>defects and therefore the sanction specified in the contract has been applied.</w:t>
+              <w:t>defects, or during the last 3 years the Contracting Entity has decided that the Supplier has fulfilled the essential condition of the contract with significant or permanent defects and therefore the sanction specified in the contract has been applied.</w:t>
             </w:r>
           </w:p>
           <w:p>
@@ -2688,17 +2792,7 @@
                 <w:sz w:val="20"/>
                 <w:szCs w:val="20"/>
               </w:rPr>
-              <w:t>https://vpt.lrv.lt/lt/pasalinimo-pagrindai-1/nepatikimu-koncesininku-sarasas-</w:t>
-            </w:r>
-            <w:r>
-              <w:rPr>
-                <w:rFonts w:ascii="Arial" w:hAnsi="Arial" w:cs="Arial"/>
-                <w:color w:val="000000"/>
-                <w:sz w:val="20"/>
-                <w:szCs w:val="20"/>
-              </w:rPr>
-              <w:lastRenderedPageBreak/>
-              <w:t>1/nepatikimu-koncesininku-sarasas/</w:t>
+              <w:t>https://vpt.lrv.lt/lt/pasalinimo-pagrindai-1/nepatikimu-koncesininku-sarasas-1/nepatikimu-koncesininku-sarasas/</w:t>
             </w:r>
           </w:p>
           <w:p>
@@ -2903,7 +2997,29 @@
                 <w:szCs w:val="20"/>
                 <w:lang w:val="en-GB"/>
               </w:rPr>
-              <w:t xml:space="preserve"> may be taken into account, among other things:</w:t>
+              <w:t xml:space="preserve"> may be </w:t>
+            </w:r>
+            <w:proofErr w:type="gramStart"/>
+            <w:r>
+              <w:rPr>
+                <w:rFonts w:ascii="Arial" w:hAnsi="Arial" w:cs="Arial"/>
+                <w:color w:val="000000"/>
+                <w:sz w:val="20"/>
+                <w:szCs w:val="20"/>
+                <w:lang w:val="en-GB"/>
+              </w:rPr>
+              <w:t>taken into account</w:t>
+            </w:r>
+            <w:proofErr w:type="gramEnd"/>
+            <w:r>
+              <w:rPr>
+                <w:rFonts w:ascii="Arial" w:hAnsi="Arial" w:cs="Arial"/>
+                <w:color w:val="000000"/>
+                <w:sz w:val="20"/>
+                <w:szCs w:val="20"/>
+                <w:lang w:val="en-GB"/>
+              </w:rPr>
+              <w:t>, among other things:</w:t>
             </w:r>
             <w:r>
               <w:rPr>
@@ -2921,6 +3037,7 @@
                 <w:sz w:val="20"/>
                 <w:szCs w:val="20"/>
               </w:rPr>
+              <w:lastRenderedPageBreak/>
               <w:t>https://vpt.lrv.lt/lt/nuorodos/kiti-duomenys/powerbi/nepatikimi-tiekejai-1/</w:t>
             </w:r>
           </w:p>
@@ -3254,6 +3371,7 @@
                 <w:sz w:val="20"/>
                 <w:szCs w:val="20"/>
               </w:rPr>
+              <w:lastRenderedPageBreak/>
               <w:t>Taip pat į šiame informaciniame pranešime pateiktą informaciją:</w:t>
             </w:r>
           </w:p>
@@ -3277,8 +3395,9 @@
                   <w:szCs w:val="20"/>
                   <w:u w:val="single"/>
                 </w:rPr>
-                <w:t xml:space="preserve">Finansinių ataskaitų nepateikimas gali tapti kliūtimi dalyvauti viešuosiuose pirkimuose - </w:t>
+                <w:t>Finansinių ataskaitų nepateikimas gali tapti kliūtimi dalyvauti viešuosiuose pirkimuose - Viešųjų pirkimų tarnyba (</w:t>
               </w:r>
+              <w:proofErr w:type="spellStart"/>
               <w:r>
                 <w:rPr>
                   <w:rFonts w:ascii="Arial" w:eastAsia="Times New Roman" w:hAnsi="Arial" w:cs="Arial"/>
@@ -3287,8 +3406,18 @@
                   <w:szCs w:val="20"/>
                   <w:u w:val="single"/>
                 </w:rPr>
-                <w:lastRenderedPageBreak/>
-                <w:t>Viešųjų pirkimų tarnyba (lrv.lt)</w:t>
+                <w:t>lrv.lt</w:t>
+              </w:r>
+              <w:proofErr w:type="spellEnd"/>
+              <w:r>
+                <w:rPr>
+                  <w:rFonts w:ascii="Arial" w:eastAsia="Times New Roman" w:hAnsi="Arial" w:cs="Arial"/>
+                  <w:color w:val="0000FF"/>
+                  <w:sz w:val="20"/>
+                  <w:szCs w:val="20"/>
+                  <w:u w:val="single"/>
+                </w:rPr>
+                <w:t>)</w:t>
               </w:r>
             </w:hyperlink>
           </w:p>
@@ -3444,7 +3573,29 @@
                 <w:szCs w:val="20"/>
                 <w:lang w:val="en-GB"/>
               </w:rPr>
-              <w:t>be taken into account, among other things:</w:t>
+              <w:t xml:space="preserve">be </w:t>
+            </w:r>
+            <w:proofErr w:type="gramStart"/>
+            <w:r>
+              <w:rPr>
+                <w:rFonts w:ascii="Arial" w:hAnsi="Arial" w:cs="Arial"/>
+                <w:color w:val="000000"/>
+                <w:sz w:val="20"/>
+                <w:szCs w:val="20"/>
+                <w:lang w:val="en-GB"/>
+              </w:rPr>
+              <w:t>taken into account</w:t>
+            </w:r>
+            <w:proofErr w:type="gramEnd"/>
+            <w:r>
+              <w:rPr>
+                <w:rFonts w:ascii="Arial" w:hAnsi="Arial" w:cs="Arial"/>
+                <w:color w:val="000000"/>
+                <w:sz w:val="20"/>
+                <w:szCs w:val="20"/>
+                <w:lang w:val="en-GB"/>
+              </w:rPr>
+              <w:t>, among other things:</w:t>
             </w:r>
             <w:r>
               <w:rPr>
@@ -3486,7 +3637,28 @@
                 <w:szCs w:val="20"/>
                 <w:lang w:val="en-US"/>
               </w:rPr>
-              <w:t>Also, information, published in this notice:</w:t>
+              <w:lastRenderedPageBreak/>
+              <w:t xml:space="preserve">Also, </w:t>
+            </w:r>
+            <w:proofErr w:type="gramStart"/>
+            <w:r>
+              <w:rPr>
+                <w:rFonts w:ascii="Arial" w:hAnsi="Arial" w:cs="Arial"/>
+                <w:sz w:val="20"/>
+                <w:szCs w:val="20"/>
+                <w:lang w:val="en-US"/>
+              </w:rPr>
+              <w:t>information,</w:t>
+            </w:r>
+            <w:proofErr w:type="gramEnd"/>
+            <w:r>
+              <w:rPr>
+                <w:rFonts w:ascii="Arial" w:hAnsi="Arial" w:cs="Arial"/>
+                <w:sz w:val="20"/>
+                <w:szCs w:val="20"/>
+                <w:lang w:val="en-US"/>
+              </w:rPr>
+              <w:t xml:space="preserve"> published in this notice:</w:t>
             </w:r>
           </w:p>
           <w:p>
@@ -3509,8 +3681,9 @@
                   <w:szCs w:val="20"/>
                   <w:u w:val="single"/>
                 </w:rPr>
-                <w:t xml:space="preserve">Finansinių ataskaitų nepateikimas gali tapti kliūtimi dalyvauti viešuosiuose pirkimuose - </w:t>
+                <w:t>Finansinių ataskaitų nepateikimas gali tapti kliūtimi dalyvauti viešuosiuose pirkimuose - Viešųjų pirkimų tarnyba (</w:t>
               </w:r>
+              <w:proofErr w:type="spellStart"/>
               <w:r>
                 <w:rPr>
                   <w:rFonts w:ascii="Arial" w:eastAsia="Times New Roman" w:hAnsi="Arial" w:cs="Arial"/>
@@ -3519,8 +3692,18 @@
                   <w:szCs w:val="20"/>
                   <w:u w:val="single"/>
                 </w:rPr>
-                <w:lastRenderedPageBreak/>
-                <w:t>Viešųjų pirkimų tarnyba (lrv.lt)</w:t>
+                <w:t>lrv.lt</w:t>
+              </w:r>
+              <w:proofErr w:type="spellEnd"/>
+              <w:r>
+                <w:rPr>
+                  <w:rFonts w:ascii="Arial" w:eastAsia="Times New Roman" w:hAnsi="Arial" w:cs="Arial"/>
+                  <w:color w:val="0000FF"/>
+                  <w:sz w:val="20"/>
+                  <w:szCs w:val="20"/>
+                  <w:u w:val="single"/>
+                </w:rPr>
+                <w:t>)</w:t>
               </w:r>
             </w:hyperlink>
           </w:p>
@@ -3809,17 +3992,7 @@
                 <w:sz w:val="20"/>
                 <w:szCs w:val="20"/>
               </w:rPr>
-              <w:t xml:space="preserve">Iš ne Lietuvoje įsteigtų subjektų bus reikalaujama tokios rūšies pažymų ir tokių dokumentinių įrodymų formų, apie kuriuos pateikta informacija Europos </w:t>
-            </w:r>
-            <w:r>
-              <w:rPr>
-                <w:rFonts w:ascii="Arial" w:hAnsi="Arial" w:cs="Arial"/>
-                <w:color w:val="000000"/>
-                <w:sz w:val="20"/>
-                <w:szCs w:val="20"/>
-              </w:rPr>
-              <w:lastRenderedPageBreak/>
-              <w:t xml:space="preserve">Komisijos informacinėje dokumentų saugykloje </w:t>
+              <w:t xml:space="preserve">Iš ne Lietuvoje įsteigtų subjektų bus reikalaujama tokios rūšies pažymų ir tokių dokumentinių įrodymų formų, apie kuriuos pateikta informacija Europos Komisijos informacinėje dokumentų saugykloje </w:t>
             </w:r>
           </w:p>
           <w:p>
@@ -3927,7 +4100,33 @@
                 <w:szCs w:val="20"/>
                 <w:lang w:val="en-GB"/>
               </w:rPr>
-              <w:t>When making decisions on the exclusion of the Supplier from the Procurement procedure on the grounds of exclusion specified in this Clause, the information published in the national database will be taken into account, among other things:</w:t>
+              <w:t xml:space="preserve">When making decisions on the exclusion of the Supplier from the Procurement procedure on the grounds of exclusion specified in this Clause, the information published in the national database will be </w:t>
+            </w:r>
+            <w:proofErr w:type="gramStart"/>
+            <w:r>
+              <w:rPr>
+                <w:rFonts w:ascii="Arial" w:hAnsi="Arial" w:cs="Arial"/>
+                <w:b/>
+                <w:bCs/>
+                <w:color w:val="000000"/>
+                <w:sz w:val="20"/>
+                <w:szCs w:val="20"/>
+                <w:lang w:val="en-GB"/>
+              </w:rPr>
+              <w:t>taken into account</w:t>
+            </w:r>
+            <w:proofErr w:type="gramEnd"/>
+            <w:r>
+              <w:rPr>
+                <w:rFonts w:ascii="Arial" w:hAnsi="Arial" w:cs="Arial"/>
+                <w:b/>
+                <w:bCs/>
+                <w:color w:val="000000"/>
+                <w:sz w:val="20"/>
+                <w:szCs w:val="20"/>
+                <w:lang w:val="en-GB"/>
+              </w:rPr>
+              <w:t>, among other things:</w:t>
             </w:r>
           </w:p>
           <w:p>
@@ -3949,7 +4148,18 @@
                   <w:szCs w:val="20"/>
                   <w:u w:val="single"/>
                 </w:rPr>
-                <w:t>https://kt.gov.lt/lt/atviri-duomenys/diskvalifikavimas-is-viesuju-pirkimu</w:t>
+                <w:t>https://kt.gov.lt/lt/atviri-duomenys/diskvalifikavima</w:t>
+              </w:r>
+              <w:r>
+                <w:rPr>
+                  <w:rStyle w:val="Hyperlink"/>
+                  <w:rFonts w:ascii="Arial" w:hAnsi="Arial" w:cs="Arial"/>
+                  <w:sz w:val="20"/>
+                  <w:szCs w:val="20"/>
+                  <w:u w:val="single"/>
+                </w:rPr>
+                <w:lastRenderedPageBreak/>
+                <w:t>s-is-viesuju-pirkimu</w:t>
               </w:r>
             </w:hyperlink>
             <w:r>
@@ -3990,18 +4200,7 @@
                 <w:szCs w:val="20"/>
                 <w:lang w:val="en-GB"/>
               </w:rPr>
-              <w:t xml:space="preserve">Entities established outside Lithuania will be required to provide the type of certificate and such documentary evidence as is </w:t>
-            </w:r>
-            <w:r>
-              <w:rPr>
-                <w:rFonts w:ascii="Arial" w:hAnsi="Arial" w:cs="Arial"/>
-                <w:color w:val="000000"/>
-                <w:sz w:val="20"/>
-                <w:szCs w:val="20"/>
-                <w:lang w:val="en-GB"/>
-              </w:rPr>
-              <w:lastRenderedPageBreak/>
-              <w:t xml:space="preserve">provided in the European Commission's Information Document Repository E-Certis: </w:t>
+              <w:t xml:space="preserve">Entities established outside Lithuania will be required to provide the type of certificate and such documentary evidence as is provided in the European Commission's Information Document Repository E-Certis: </w:t>
             </w:r>
             <w:r>
               <w:rPr>
@@ -4361,6 +4560,7 @@
                 <w:szCs w:val="20"/>
                 <w:lang w:eastAsia="en-US"/>
               </w:rPr>
+              <w:lastRenderedPageBreak/>
               <w:t>2) kyšininkavimą, prekybą poveikiu, papirkimą;</w:t>
             </w:r>
           </w:p>
@@ -4386,18 +4586,7 @@
                 <w:szCs w:val="20"/>
                 <w:lang w:eastAsia="en-US"/>
               </w:rPr>
-              <w:t xml:space="preserve">3) sukčiavimą, turto pasisavinimą, turto iššvaistymą, apgaulingą pareiškimą apie juridinio asmens veiklą, kredito, paskolos ar tikslinės paramos panaudojimą ne pagal paskirtį ar nustatytą tvarką, kreditinį sukčiavimą, neteisingų duomenų apie pajamas, pelną ar turtą pateikimą, deklaracijos, ataskaitos ar kito dokumento nepateikimą, apgaulingą apskaitos </w:t>
-            </w:r>
-            <w:r>
-              <w:rPr>
-                <w:rFonts w:ascii="Arial" w:hAnsi="Arial" w:cs="Arial"/>
-                <w:bCs/>
-                <w:sz w:val="20"/>
-                <w:szCs w:val="20"/>
-                <w:lang w:eastAsia="en-US"/>
-              </w:rPr>
-              <w:lastRenderedPageBreak/>
-              <w:t>tvarkymą ar piktnaudžiavimą, kai šiomis nusikalstamomis veikomis kėsinamasi į Europos Sąjungos finansinius interesus, kaip apibrėžta Konvencijos dėl Europos Bendrijų finansinių interesų apsaugos 1 straipsnyje;</w:t>
+              <w:t>3) sukčiavimą, turto pasisavinimą, turto iššvaistymą, apgaulingą pareiškimą apie juridinio asmens veiklą, kredito, paskolos ar tikslinės paramos panaudojimą ne pagal paskirtį ar nustatytą tvarką, kreditinį sukčiavimą, neteisingų duomenų apie pajamas, pelną ar turtą pateikimą, deklaracijos, ataskaitos ar kito dokumento nepateikimą, apgaulingą apskaitos tvarkymą ar piktnaudžiavimą, kai šiomis nusikalstamomis veikomis kėsinamasi į Europos Sąjungos finansinius interesus, kaip apibrėžta Konvencijos dėl Europos Bendrijų finansinių interesų apsaugos 1 straipsnyje;</w:t>
             </w:r>
           </w:p>
           <w:p>
@@ -4586,7 +4775,18 @@
                 <w:szCs w:val="20"/>
                 <w:lang w:eastAsia="en-US"/>
               </w:rPr>
-              <w:t>1) tiekėjo, kuris yra fizinis asmuo, per pastaruosius 5 metus buvo priimtas ir įsiteisėjęs apkaltinamasis teismo nuosprendis ir šis asmuo turi neišnykusį ar nepanaikintą teistumą;</w:t>
+              <w:t xml:space="preserve">1) tiekėjo, kuris yra fizinis asmuo, per pastaruosius 5 metus buvo priimtas ir įsiteisėjęs apkaltinamasis teismo </w:t>
+            </w:r>
+            <w:r>
+              <w:rPr>
+                <w:rFonts w:ascii="Arial" w:hAnsi="Arial" w:cs="Arial"/>
+                <w:bCs/>
+                <w:sz w:val="20"/>
+                <w:szCs w:val="20"/>
+                <w:lang w:eastAsia="en-US"/>
+              </w:rPr>
+              <w:lastRenderedPageBreak/>
+              <w:t>nuosprendis ir šis asmuo turi neišnykusį ar nepanaikintą teistumą;</w:t>
             </w:r>
           </w:p>
           <w:p>
@@ -4643,17 +4843,7 @@
                 <w:szCs w:val="20"/>
                 <w:lang w:eastAsia="en-US"/>
               </w:rPr>
-              <w:t xml:space="preserve"> padalinys, vadovo, kito valdymo ar priežiūros organo nario ar kito asmens, turinčio (turinčių) teisę atstovauti tiekėjui ar jį kontroliuoti, jo vardu priimti sprendimą, sudaryti sandorį, asmens (asmenų), turinčio (turinčių) teisę surašyti ir pasirašyti tiekėjo finansinės apskaitos dokumentus, per pastaruosius 5 metus </w:t>
-            </w:r>
-            <w:r>
-              <w:rPr>
-                <w:rFonts w:ascii="Arial" w:hAnsi="Arial" w:cs="Arial"/>
-                <w:sz w:val="20"/>
-                <w:szCs w:val="20"/>
-                <w:lang w:eastAsia="en-US"/>
-              </w:rPr>
-              <w:lastRenderedPageBreak/>
-              <w:t>buvo priimtas ir įsiteisėjęs apkaltinamasis teismo nuosprendis ir šis asmuo turi neišnykusį ar nepanaikintą teistumą;</w:t>
+              <w:t> padalinys, vadovo, kito valdymo ar priežiūros organo nario ar kito asmens, turinčio (turinčių) teisę atstovauti tiekėjui ar jį kontroliuoti, jo vardu priimti sprendimą, sudaryti sandorį, asmens (asmenų), turinčio (turinčių) teisę surašyti ir pasirašyti tiekėjo finansinės apskaitos dokumentus, per pastaruosius 5 metus buvo priimtas ir įsiteisėjęs apkaltinamasis teismo nuosprendis ir šis asmuo turi neišnykusį ar nepanaikintą teistumą;</w:t>
             </w:r>
           </w:p>
           <w:p>
@@ -4806,6 +4996,7 @@
                 <w:szCs w:val="20"/>
                 <w:lang w:val="en-GB"/>
               </w:rPr>
+              <w:lastRenderedPageBreak/>
               <w:t>Bribery, trading in influence, or offering bribes;</w:t>
             </w:r>
           </w:p>
@@ -4835,19 +5026,7 @@
                 <w:szCs w:val="20"/>
                 <w:lang w:val="en-GB"/>
               </w:rPr>
-              <w:t xml:space="preserve">Fraud, misappropriation of property, embezzlement, making false statements about the activities of a legal entity, misuse of credit, loans, or targeted support, credit fraud, providing false information about income, profit, or assets, failure to submit declarations, reports, or other documents, fraudulent </w:t>
-            </w:r>
-            <w:r>
-              <w:rPr>
-                <w:rFonts w:ascii="Arial" w:hAnsi="Arial" w:cs="Arial"/>
-                <w:iCs/>
-                <w:color w:val="000000" w:themeColor="text1"/>
-                <w:sz w:val="20"/>
-                <w:szCs w:val="20"/>
-                <w:lang w:val="en-GB"/>
-              </w:rPr>
-              <w:lastRenderedPageBreak/>
-              <w:t>accounting, or abuse, when such criminal acts threaten the financial interests of the European Union as defined in Article 1 of the Convention on the Protection of the European Communities' Financial Interests;</w:t>
+              <w:t>Fraud, misappropriation of property, embezzlement, making false statements about the activities of a legal entity, misuse of credit, loans, or targeted support, credit fraud, providing false information about income, profit, or assets, failure to submit declarations, reports, or other documents, fraudulent accounting, or abuse, when such criminal acts threaten the financial interests of the European Union as defined in Article 1 of the Convention on the Protection of the European Communities' Financial Interests;</w:t>
             </w:r>
           </w:p>
           <w:p>
@@ -5071,12 +5250,10 @@
                 <w:szCs w:val="20"/>
                 <w:lang w:val="en-GB"/>
               </w:rPr>
-              <w:t>For a supplier who is a natural person, a final and binding conviction has been issued within the last 5 years and the person has an unexpired or unrevoked criminal record;</w:t>
-            </w:r>
-          </w:p>
-          <w:p>
-            <w:pPr>
-              <w:jc w:val="both"/>
+              <w:t xml:space="preserve">For a supplier who is a natural person, a final and binding conviction has been issued within the last 5 </w:t>
+            </w:r>
+            <w:proofErr w:type="gramStart"/>
+            <w:r>
               <w:rPr>
                 <w:rFonts w:ascii="Arial" w:hAnsi="Arial" w:cs="Arial"/>
                 <w:iCs/>
@@ -5085,6 +5262,44 @@
                 <w:szCs w:val="20"/>
                 <w:lang w:val="en-GB"/>
               </w:rPr>
+              <w:t>years</w:t>
+            </w:r>
+            <w:proofErr w:type="gramEnd"/>
+            <w:r>
+              <w:rPr>
+                <w:rFonts w:ascii="Arial" w:hAnsi="Arial" w:cs="Arial"/>
+                <w:iCs/>
+                <w:color w:val="000000" w:themeColor="text1"/>
+                <w:sz w:val="20"/>
+                <w:szCs w:val="20"/>
+                <w:lang w:val="en-GB"/>
+              </w:rPr>
+              <w:t xml:space="preserve"> and the person has </w:t>
+            </w:r>
+            <w:r>
+              <w:rPr>
+                <w:rFonts w:ascii="Arial" w:hAnsi="Arial" w:cs="Arial"/>
+                <w:iCs/>
+                <w:color w:val="000000" w:themeColor="text1"/>
+                <w:sz w:val="20"/>
+                <w:szCs w:val="20"/>
+                <w:lang w:val="en-GB"/>
+              </w:rPr>
+              <w:lastRenderedPageBreak/>
+              <w:t>an unexpired or unrevoked criminal record;</w:t>
+            </w:r>
+          </w:p>
+          <w:p>
+            <w:pPr>
+              <w:jc w:val="both"/>
+              <w:rPr>
+                <w:rFonts w:ascii="Arial" w:hAnsi="Arial" w:cs="Arial"/>
+                <w:iCs/>
+                <w:color w:val="000000" w:themeColor="text1"/>
+                <w:sz w:val="20"/>
+                <w:szCs w:val="20"/>
+                <w:lang w:val="en-GB"/>
+              </w:rPr>
             </w:pPr>
           </w:p>
           <w:p>
@@ -5121,19 +5336,7 @@
                 <w:szCs w:val="20"/>
                 <w:lang w:val="en-GB"/>
               </w:rPr>
-              <w:t xml:space="preserve">2) For a supplier that is a legal entity, another organization, or its structural unit, a final and binding conviction has been issued within the last 5 years for the manager, another member of the management or supervisory body, or another person authorized to represent or control the supplier, make decisions on its behalf, conclude transactions, or for the person(s) authorized </w:t>
-            </w:r>
-            <w:r>
-              <w:rPr>
-                <w:rFonts w:ascii="Arial" w:hAnsi="Arial" w:cs="Arial"/>
-                <w:iCs/>
-                <w:color w:val="000000" w:themeColor="text1"/>
-                <w:sz w:val="20"/>
-                <w:szCs w:val="20"/>
-                <w:lang w:val="en-GB"/>
-              </w:rPr>
-              <w:lastRenderedPageBreak/>
-              <w:t>to prepare and sign the supplier’s financial accounting documents, and such person has an unexpired or unrevoked criminal record;</w:t>
+              <w:t>2) For a supplier that is a legal entity, another organization, or its structural unit, a final and binding conviction has been issued within the last 5 years for the manager, another member of the management or supervisory body, or another person authorized to represent or control the supplier, make decisions on its behalf, conclude transactions, or for the person(s) authorized to prepare and sign the supplier’s financial accounting documents, and such person has an unexpired or unrevoked criminal record;</w:t>
             </w:r>
           </w:p>
           <w:p>
@@ -5251,7 +5454,16 @@
                 <w:szCs w:val="20"/>
               </w:rPr>
               <w:tab/>
-              <w:t>Informatikos ir ryšių departamento prie Vidaus reikalų ministerijos pažymos, arba</w:t>
+              <w:t xml:space="preserve">Informatikos ir ryšių </w:t>
+            </w:r>
+            <w:r>
+              <w:rPr>
+                <w:rFonts w:ascii="Arial" w:hAnsi="Arial" w:cs="Arial"/>
+                <w:sz w:val="20"/>
+                <w:szCs w:val="20"/>
+              </w:rPr>
+              <w:lastRenderedPageBreak/>
+              <w:t>departamento prie Vidaus reikalų ministerijos pažymos, arba</w:t>
             </w:r>
           </w:p>
           <w:p>
@@ -5279,16 +5491,7 @@
                 <w:szCs w:val="20"/>
               </w:rPr>
               <w:tab/>
-              <w:t xml:space="preserve">valstybės įmonės Registrų centro Lietuvos Respublikos Vyriausybės nustatyta tvarka išduoto dokumento, patvirtinančio jungtinius </w:t>
-            </w:r>
-            <w:r>
-              <w:rPr>
-                <w:rFonts w:ascii="Arial" w:hAnsi="Arial" w:cs="Arial"/>
-                <w:sz w:val="20"/>
-                <w:szCs w:val="20"/>
-              </w:rPr>
-              <w:lastRenderedPageBreak/>
-              <w:t>kompetentingų institucijų tvarkomus duomenis.</w:t>
+              <w:t>valstybės įmonės Registrų centro Lietuvos Respublikos Vyriausybės nustatyta tvarka išduoto dokumento, patvirtinančio jungtinius kompetentingų institucijų tvarkomus duomenis.</w:t>
             </w:r>
           </w:p>
           <w:p>
@@ -5406,7 +5609,16 @@
                 <w:sz w:val="20"/>
                 <w:szCs w:val="20"/>
               </w:rPr>
-              <w:t>Jei dokumentas išduotas anksčiau, tačiau jame nurodytas galiojimo terminas ilgesnis nei pašalinimo pagrindų nebuvimą patvirtinančių dokumentų pagal EBVPD galutinis pateikimo terminas, toks dokumentas jo galiojimo laikotarpiu yra priimtinas.</w:t>
+              <w:t xml:space="preserve">Jei dokumentas išduotas anksčiau, tačiau jame </w:t>
+            </w:r>
+            <w:r>
+              <w:rPr>
+                <w:rFonts w:ascii="Arial" w:hAnsi="Arial" w:cs="Arial"/>
+                <w:sz w:val="20"/>
+                <w:szCs w:val="20"/>
+              </w:rPr>
+              <w:lastRenderedPageBreak/>
+              <w:t>nurodytas galiojimo terminas ilgesnis nei pašalinimo pagrindų nebuvimą patvirtinančių dokumentų pagal EBVPD galutinis pateikimo terminas, toks dokumentas jo galiojimo laikotarpiu yra priimtinas.</w:t>
             </w:r>
           </w:p>
           <w:p>
@@ -5526,7 +5738,17 @@
                 <w:szCs w:val="20"/>
                 <w:lang w:val="en-GB"/>
               </w:rPr>
-              <w:t>A certificate from the Department of Informatics and Communications under the Ministry of the Interior; or</w:t>
+              <w:t xml:space="preserve">A certificate from the Department of Informatics and </w:t>
+            </w:r>
+            <w:r>
+              <w:rPr>
+                <w:rFonts w:ascii="Arial" w:hAnsi="Arial" w:cs="Arial"/>
+                <w:sz w:val="20"/>
+                <w:szCs w:val="20"/>
+                <w:lang w:val="en-GB"/>
+              </w:rPr>
+              <w:lastRenderedPageBreak/>
+              <w:t>Communications under the Ministry of the Interior; or</w:t>
             </w:r>
           </w:p>
           <w:p>
@@ -5551,17 +5773,7 @@
                 <w:szCs w:val="20"/>
                 <w:lang w:val="en-GB"/>
               </w:rPr>
-              <w:t xml:space="preserve">A document issued by the State Enterprise Centre of Registers in accordance with the procedure established by the </w:t>
-            </w:r>
-            <w:r>
-              <w:rPr>
-                <w:rFonts w:ascii="Arial" w:hAnsi="Arial" w:cs="Arial"/>
-                <w:sz w:val="20"/>
-                <w:szCs w:val="20"/>
-                <w:lang w:val="en-GB"/>
-              </w:rPr>
-              <w:lastRenderedPageBreak/>
-              <w:t>Government of the Republic of Lithuania, confirming the consolidated data managed by the competent authorities.</w:t>
+              <w:t>A document issued by the State Enterprise Centre of Registers in accordance with the procedure established by the Government of the Republic of Lithuania, confirming the consolidated data managed by the competent authorities.</w:t>
             </w:r>
           </w:p>
           <w:p>
@@ -5659,27 +5871,7 @@
                 <w:szCs w:val="20"/>
                 <w:lang w:val="en-GB"/>
               </w:rPr>
-              <w:t>The specified documents must be issued no earlier than 180 days before the date on which the supplier, at the request of the contracting entity, must submit documents confirming the absence of grounds for exclusion. For example: If the contracting entity requests the supplier on 2022-10-10 to submit supporting documents by 2022-10-14, the documents must be issued no earlier than 180 days, counting backwards from 2022-10-14.</w:t>
-            </w:r>
-          </w:p>
-          <w:p>
-            <w:pPr>
-              <w:jc w:val="both"/>
-              <w:rPr>
-                <w:rFonts w:ascii="Arial" w:hAnsi="Arial" w:cs="Arial"/>
-                <w:sz w:val="20"/>
-                <w:szCs w:val="20"/>
-                <w:lang w:val="en-GB"/>
-              </w:rPr>
-            </w:pPr>
-            <w:r>
-              <w:rPr>
-                <w:rFonts w:ascii="Arial" w:hAnsi="Arial" w:cs="Arial"/>
-                <w:sz w:val="20"/>
-                <w:szCs w:val="20"/>
-                <w:lang w:val="en-GB"/>
-              </w:rPr>
-              <w:t xml:space="preserve">If the document was issued earlier, but its validity period is longer than the final submission deadline for documents confirming the </w:t>
+              <w:t xml:space="preserve">The specified documents must be issued no earlier than 180 days before the date on which the supplier, at the request of the contracting entity, must submit documents confirming the absence of grounds for exclusion. For example: If the contracting entity requests the supplier </w:t>
             </w:r>
             <w:r>
               <w:rPr>
@@ -5689,7 +5881,27 @@
                 <w:lang w:val="en-GB"/>
               </w:rPr>
               <w:lastRenderedPageBreak/>
-              <w:t>absence of grounds for exclusion according to the ESPD, such a document is acceptable during its validity period.</w:t>
+              <w:t>on 2022-10-10 to submit supporting documents by 2022-10-14, the documents must be issued no earlier than 180 days, counting backwards from 2022-10-14.</w:t>
+            </w:r>
+          </w:p>
+          <w:p>
+            <w:pPr>
+              <w:jc w:val="both"/>
+              <w:rPr>
+                <w:rFonts w:ascii="Arial" w:hAnsi="Arial" w:cs="Arial"/>
+                <w:sz w:val="20"/>
+                <w:szCs w:val="20"/>
+                <w:lang w:val="en-GB"/>
+              </w:rPr>
+            </w:pPr>
+            <w:r>
+              <w:rPr>
+                <w:rFonts w:ascii="Arial" w:hAnsi="Arial" w:cs="Arial"/>
+                <w:sz w:val="20"/>
+                <w:szCs w:val="20"/>
+                <w:lang w:val="en-GB"/>
+              </w:rPr>
+              <w:t>If the document was issued earlier, but its validity period is longer than the final submission deadline for documents confirming the absence of grounds for exclusion according to the ESPD, such a document is acceptable during its validity period.</w:t>
             </w:r>
           </w:p>
           <w:p>
@@ -5755,7 +5967,17 @@
                 <w:sz w:val="20"/>
                 <w:szCs w:val="20"/>
               </w:rPr>
-              <w:t xml:space="preserve">Tiekėjas yra nemokus, jam iškelta restruktūrizavimo ar bankroto byla, inicijuotos ar pradėtos likvidavimo procedūros, kai jo turtą valdo teismas ar nemokumo administratorius, kai jis su kreditoriais yra sudaręs taikos sutartį (tiekėjo ir kreditorių susitarimą tęsti tiekėjo veiklą, kai tiekėjas prisiima tam tikrus įsipareigojimus, o kreditoriai sutinka savo reikalavimus atidėti, sumažinti ar jų atsisakyti), kai jo veikla sustabdyta ar apribota arba jo padėtis pagal šalies, kurioje jis registruotas, teisės aktus yra tokia pati ar panaši. </w:t>
+              <w:t xml:space="preserve">Tiekėjas yra nemokus, jam iškelta restruktūrizavimo ar bankroto byla, inicijuotos ar pradėtos likvidavimo procedūros, kai jo turtą valdo teismas ar nemokumo administratorius, kai jis su kreditoriais yra sudaręs taikos sutartį (tiekėjo ir kreditorių susitarimą tęsti tiekėjo veiklą, kai tiekėjas prisiima tam tikrus įsipareigojimus, o kreditoriai sutinka savo reikalavimus atidėti, sumažinti ar jų atsisakyti), kai jo veikla sustabdyta ar apribota arba jo padėtis pagal šalies, </w:t>
+            </w:r>
+            <w:r>
+              <w:rPr>
+                <w:rFonts w:ascii="Arial" w:hAnsi="Arial" w:cs="Arial"/>
+                <w:color w:val="000000"/>
+                <w:sz w:val="20"/>
+                <w:szCs w:val="20"/>
+              </w:rPr>
+              <w:lastRenderedPageBreak/>
+              <w:t xml:space="preserve">kurioje jis registruotas, teisės aktus yra tokia pati ar panaši. </w:t>
             </w:r>
           </w:p>
           <w:p>
@@ -5804,7 +6026,20 @@
                 <w:szCs w:val="20"/>
                 <w:lang w:val="en-GB"/>
               </w:rPr>
-              <w:t>The supplier is insolvent, has been subjected to restructuring or bankruptcy proceedings, or liquidation procedures have been initiated or started, where its assets are managed by a court or an insolvency administrator, or has entered into a settlement agreement with creditors (an agreement between the supplier and creditors to continue the supplier’s activities, where the supplier assumes certain obligations and the creditors agree to defer, reduce, or waive their claims), or its activities have been suspended or restricted, or its status under the laws of the country in which it is registered is the same or similar.</w:t>
+              <w:lastRenderedPageBreak/>
+              <w:t xml:space="preserve">The supplier is insolvent, has been subjected to restructuring or bankruptcy proceedings, or liquidation procedures have been initiated or started, where its assets are managed by a court or an insolvency administrator, or has entered into a settlement agreement with creditors (an agreement between the supplier and creditors to continue the supplier’s activities, where the supplier assumes certain obligations and the creditors agree to defer, reduce, or waive their claims), or its activities </w:t>
+            </w:r>
+            <w:r>
+              <w:rPr>
+                <w:rFonts w:ascii="Arial" w:hAnsi="Arial" w:cs="Arial"/>
+                <w:iCs/>
+                <w:color w:val="000000" w:themeColor="text1"/>
+                <w:sz w:val="20"/>
+                <w:szCs w:val="20"/>
+                <w:lang w:val="en-GB"/>
+              </w:rPr>
+              <w:lastRenderedPageBreak/>
+              <w:t>have been suspended or restricted, or its status under the laws of the country in which it is registered is the same or similar.</w:t>
             </w:r>
           </w:p>
           <w:p>
@@ -5852,6 +6087,7 @@
                 <w:sz w:val="20"/>
                 <w:szCs w:val="20"/>
               </w:rPr>
+              <w:lastRenderedPageBreak/>
               <w:t>Iš Lietuvoje įsteigtų subjektų įrodančių dokumentų nereikalaujama, užtenka pateikto EBVPD. Perkantysis subjektas savarankiškai patikrina duomenis nacionalinėje duomenų bazėje, adresu:</w:t>
             </w:r>
           </w:p>
@@ -5901,16 +6137,8 @@
                 <w:sz w:val="20"/>
                 <w:szCs w:val="20"/>
               </w:rPr>
-              <w:t xml:space="preserve">Prireikus, Perkantysis subjektas turi teisę prašyti pateikti valstybės įmonės Registrų centro Lietuvos Respublikos Vyriausybės nustatyta tvarka išduoto dokumento, patvirtinančio jungtinius kompetentingų institucijų tvarkomus duomenis. Tokiu atveju dokumentas turi būti  išduotas ne anksčiau kaip 120 dienų iki tos dienos, kai tiekėjas perkančiojo subjekto prašymu turės pateikti pašalinimo pagrindų nebuvimą patvirtinančius </w:t>
-            </w:r>
-            <w:r>
-              <w:rPr>
-                <w:rFonts w:ascii="Arial" w:hAnsi="Arial" w:cs="Arial"/>
-                <w:sz w:val="20"/>
-                <w:szCs w:val="20"/>
-              </w:rPr>
               <w:lastRenderedPageBreak/>
-              <w:t>dokumentus. Pavyzdys: Jeigu perkantysis subjektas 2022-10-10 kreipėsi į tiekėją prašydama iki 2022-10-14 pateikti įrodančius dokumentus, jie turi būti išduoti ne anksčiau kaip 120 dienų, jas skaičiuojant atgal nuo 2022-10-14.</w:t>
+              <w:t>Prireikus, Perkantysis subjektas turi teisę prašyti pateikti valstybės įmonės Registrų centro Lietuvos Respublikos Vyriausybės nustatyta tvarka išduoto dokumento, patvirtinančio jungtinius kompetentingų institucijų tvarkomus duomenis. Tokiu atveju dokumentas turi būti  išduotas ne anksčiau kaip 120 dienų iki tos dienos, kai tiekėjas perkančiojo subjekto prašymu turės pateikti pašalinimo pagrindų nebuvimą patvirtinančius dokumentus. Pavyzdys: Jeigu perkantysis subjektas 2022-10-10 kreipėsi į tiekėją prašydama iki 2022-10-14 pateikti įrodančius dokumentus, jie turi būti išduoti ne anksčiau kaip 120 dienų, jas skaičiuojant atgal nuo 2022-10-14.</w:t>
             </w:r>
           </w:p>
           <w:p>
@@ -5977,7 +6205,27 @@
                 <w:lang w:val="en-GB"/>
               </w:rPr>
               <w:lastRenderedPageBreak/>
-              <w:t>For entities established in Lithuania, no supporting documents are required—submission of the ESPD is sufficient. The contracting entity independently verifies the data in the national database at:</w:t>
+              <w:t xml:space="preserve">For entities established in Lithuania, no supporting documents are </w:t>
+            </w:r>
+            <w:proofErr w:type="gramStart"/>
+            <w:r>
+              <w:rPr>
+                <w:rFonts w:ascii="Arial" w:hAnsi="Arial" w:cs="Arial"/>
+                <w:sz w:val="20"/>
+                <w:szCs w:val="20"/>
+                <w:lang w:val="en-GB"/>
+              </w:rPr>
+              <w:t>required—submission</w:t>
+            </w:r>
+            <w:proofErr w:type="gramEnd"/>
+            <w:r>
+              <w:rPr>
+                <w:rFonts w:ascii="Arial" w:hAnsi="Arial" w:cs="Arial"/>
+                <w:sz w:val="20"/>
+                <w:szCs w:val="20"/>
+                <w:lang w:val="en-GB"/>
+              </w:rPr>
+              <w:t xml:space="preserve"> of the ESPD is sufficient. The contracting entity independently verifies the data in the national database at:</w:t>
             </w:r>
           </w:p>
           <w:p>
@@ -6017,7 +6265,7 @@
                 <w:szCs w:val="20"/>
                 <w:lang w:val="en-GB"/>
               </w:rPr>
-              <w:t xml:space="preserve">If necessary, the contracting entity has the right to request a document issued by the State Enterprise Centre of Registers in accordance with the procedure established by the Government of the Republic of Lithuania, confirming the consolidated data managed by the competent authorities. In such a case, the document must be issued no earlier than 120 days before the date on which the supplier, at the request of the </w:t>
+              <w:t xml:space="preserve">If necessary, the contracting entity has the </w:t>
             </w:r>
             <w:r>
               <w:rPr>
@@ -6027,7 +6275,7 @@
                 <w:lang w:val="en-GB"/>
               </w:rPr>
               <w:lastRenderedPageBreak/>
-              <w:t>contracting entity, must submit documents confirming the absence of grounds for exclusion. For example: If the contracting entity requests the supplier on 2022-10-10 to submit supporting documents by 2022-10-14, the documents must be issued no earlier than 120 days, counting backwards from 2022-10-14.</w:t>
+              <w:t>right to request a document issued by the State Enterprise Centre of Registers in accordance with the procedure established by the Government of the Republic of Lithuania, confirming the consolidated data managed by the competent authorities. In such a case, the document must be issued no earlier than 120 days before the date on which the supplier, at the request of the contracting entity, must submit documents confirming the absence of grounds for exclusion. For example: If the contracting entity requests the supplier on 2022-10-10 to submit supporting documents by 2022-10-14, the documents must be issued no earlier than 120 days, counting backwards from 2022-10-14.</w:t>
             </w:r>
           </w:p>
           <w:p>
@@ -6050,6 +6298,252 @@
               </w:rPr>
               <w:t>If the document was issued earlier, but its validity period is longer than the final submission deadline for documents confirming the absence of grounds for exclusion according to the ESPD, such a document is acceptable during its validity period.</w:t>
             </w:r>
+          </w:p>
+        </w:tc>
+      </w:tr>
+      <w:tr>
+        <w:trPr>
+          <w:trHeight w:val="1349"/>
+        </w:trPr>
+        <w:tc>
+          <w:tcPr>
+            <w:tcW w:w="928" w:type="dxa"/>
+          </w:tcPr>
+          <w:p>
+            <w:pPr>
+              <w:rPr>
+                <w:rFonts w:ascii="Arial" w:hAnsi="Arial" w:cs="Arial"/>
+                <w:sz w:val="20"/>
+                <w:szCs w:val="20"/>
+              </w:rPr>
+            </w:pPr>
+            <w:r>
+              <w:rPr>
+                <w:rFonts w:ascii="Arial" w:hAnsi="Arial" w:cs="Arial"/>
+                <w:sz w:val="20"/>
+                <w:szCs w:val="20"/>
+              </w:rPr>
+              <w:lastRenderedPageBreak/>
+              <w:t>12.</w:t>
+            </w:r>
+          </w:p>
+        </w:tc>
+        <w:tc>
+          <w:tcPr>
+            <w:tcW w:w="3887" w:type="dxa"/>
+          </w:tcPr>
+          <w:p>
+            <w:pPr>
+              <w:pStyle w:val="NoSpacing"/>
+              <w:spacing w:line="256" w:lineRule="auto"/>
+              <w:jc w:val="both"/>
+              <w:rPr>
+                <w:rFonts w:ascii="Arial" w:eastAsiaTheme="minorHAnsi" w:hAnsi="Arial" w:cs="Arial"/>
+                <w:sz w:val="20"/>
+                <w:szCs w:val="20"/>
+                <w:lang w:eastAsia="en-US"/>
+              </w:rPr>
+            </w:pPr>
+            <w:r>
+              <w:rPr>
+                <w:rFonts w:ascii="Arial" w:eastAsiaTheme="minorHAnsi" w:hAnsi="Arial" w:cs="Arial"/>
+                <w:sz w:val="20"/>
+                <w:szCs w:val="20"/>
+                <w:lang w:eastAsia="en-US"/>
+              </w:rPr>
+              <w:t>Tiekėjas yra įsteigtas arba dalyvauja pirkime vietoj kito asmens, siekiant išvengti VPĮ 46 straipsnio 4 ir 6 dalyse nurodytų pašalinimo pagrindų taikymo.</w:t>
+            </w:r>
+          </w:p>
+          <w:p>
+            <w:pPr>
+              <w:jc w:val="both"/>
+              <w:rPr>
+                <w:rFonts w:ascii="Arial" w:hAnsi="Arial" w:cs="Arial"/>
+                <w:color w:val="000000"/>
+                <w:sz w:val="20"/>
+                <w:szCs w:val="20"/>
+              </w:rPr>
+            </w:pPr>
+          </w:p>
+        </w:tc>
+        <w:tc>
+          <w:tcPr>
+            <w:tcW w:w="4111" w:type="dxa"/>
+          </w:tcPr>
+          <w:p>
+            <w:pPr>
+              <w:jc w:val="both"/>
+              <w:rPr>
+                <w:rFonts w:ascii="Arial" w:hAnsi="Arial" w:cs="Arial"/>
+                <w:iCs/>
+                <w:color w:val="000000" w:themeColor="text1"/>
+                <w:sz w:val="20"/>
+                <w:szCs w:val="20"/>
+                <w:lang w:val="en-GB"/>
+              </w:rPr>
+            </w:pPr>
+            <w:r>
+              <w:rPr>
+                <w:rFonts w:ascii="Arial" w:hAnsi="Arial" w:cs="Arial"/>
+                <w:iCs/>
+                <w:color w:val="000000" w:themeColor="text1"/>
+                <w:sz w:val="20"/>
+                <w:szCs w:val="20"/>
+                <w:lang w:val="en-GB"/>
+              </w:rPr>
+              <w:t>The Supplier has been established or participates in the Procurement in place of another person with the aim of avoiding the application of the grounds for exclusion referred to in Article 46(4) and (6) of the LPP.</w:t>
+            </w:r>
+          </w:p>
+        </w:tc>
+        <w:tc>
+          <w:tcPr>
+            <w:tcW w:w="2835" w:type="dxa"/>
+          </w:tcPr>
+          <w:p>
+            <w:pPr>
+              <w:pStyle w:val="NoSpacing"/>
+              <w:spacing w:line="256" w:lineRule="auto"/>
+              <w:jc w:val="both"/>
+              <w:rPr>
+                <w:rFonts w:ascii="Arial" w:eastAsiaTheme="minorHAnsi" w:hAnsi="Arial" w:cs="Arial"/>
+                <w:color w:val="000000"/>
+                <w:sz w:val="20"/>
+                <w:szCs w:val="20"/>
+                <w:lang w:eastAsia="en-US"/>
+              </w:rPr>
+            </w:pPr>
+            <w:r>
+              <w:rPr>
+                <w:rFonts w:ascii="Arial" w:eastAsiaTheme="minorHAnsi" w:hAnsi="Arial" w:cs="Arial"/>
+                <w:color w:val="000000"/>
+                <w:sz w:val="20"/>
+                <w:szCs w:val="20"/>
+                <w:lang w:eastAsia="en-US"/>
+              </w:rPr>
+              <w:t>Iš Lietuvoje įsteigtų subjektų įrodančių dokumentų nereikalaujama, užtenka pateikto EBVPD.</w:t>
+            </w:r>
+          </w:p>
+          <w:p>
+            <w:pPr>
+              <w:pStyle w:val="NoSpacing"/>
+              <w:spacing w:line="256" w:lineRule="auto"/>
+              <w:jc w:val="both"/>
+              <w:rPr>
+                <w:rFonts w:ascii="Arial" w:eastAsiaTheme="minorHAnsi" w:hAnsi="Arial" w:cs="Arial"/>
+                <w:color w:val="000000"/>
+                <w:sz w:val="20"/>
+                <w:szCs w:val="20"/>
+                <w:lang w:eastAsia="en-US"/>
+              </w:rPr>
+            </w:pPr>
+          </w:p>
+          <w:p>
+            <w:pPr>
+              <w:ind w:left="34"/>
+              <w:jc w:val="both"/>
+              <w:rPr>
+                <w:rFonts w:ascii="Arial" w:hAnsi="Arial" w:cs="Arial"/>
+                <w:sz w:val="20"/>
+                <w:szCs w:val="20"/>
+              </w:rPr>
+            </w:pPr>
+            <w:r>
+              <w:rPr>
+                <w:rFonts w:ascii="Arial" w:hAnsi="Arial" w:cs="Arial"/>
+                <w:sz w:val="20"/>
+                <w:szCs w:val="20"/>
+              </w:rPr>
+              <w:t xml:space="preserve">Iš ne Lietuvoje įsteigtų subjektų bus reikalaujama tokios rūšies pažymų ir tokių dokumentinių įrodymų formų, apie kuriuos pateikta informacija Europos Komisijos informacinėje dokumentų saugykloje </w:t>
+            </w:r>
+          </w:p>
+          <w:p>
+            <w:pPr>
+              <w:pStyle w:val="NoSpacing"/>
+              <w:spacing w:line="256" w:lineRule="auto"/>
+              <w:jc w:val="both"/>
+              <w:rPr>
+                <w:rFonts w:ascii="Arial" w:eastAsiaTheme="minorHAnsi" w:hAnsi="Arial" w:cs="Arial"/>
+                <w:color w:val="000000"/>
+                <w:sz w:val="20"/>
+                <w:szCs w:val="20"/>
+                <w:lang w:eastAsia="en-US"/>
+              </w:rPr>
+            </w:pPr>
+            <w:r>
+              <w:rPr>
+                <w:rFonts w:ascii="Arial" w:hAnsi="Arial" w:cs="Arial"/>
+                <w:sz w:val="20"/>
+                <w:szCs w:val="20"/>
+              </w:rPr>
+              <w:t>„e-Certis“ adresu:  https://ec.europa.eu/tools/ecertis/.</w:t>
+            </w:r>
+          </w:p>
+          <w:p>
+            <w:pPr>
+              <w:ind w:left="34"/>
+              <w:jc w:val="both"/>
+              <w:rPr>
+                <w:rFonts w:ascii="Arial" w:hAnsi="Arial" w:cs="Arial"/>
+                <w:sz w:val="20"/>
+                <w:szCs w:val="20"/>
+              </w:rPr>
+            </w:pPr>
+          </w:p>
+        </w:tc>
+        <w:tc>
+          <w:tcPr>
+            <w:tcW w:w="2660" w:type="dxa"/>
+          </w:tcPr>
+          <w:p>
+            <w:pPr>
+              <w:jc w:val="both"/>
+              <w:rPr>
+                <w:rFonts w:ascii="Arial" w:hAnsi="Arial" w:cs="Arial"/>
+                <w:sz w:val="20"/>
+                <w:szCs w:val="20"/>
+                <w:lang w:val="en-GB"/>
+              </w:rPr>
+            </w:pPr>
+            <w:r>
+              <w:rPr>
+                <w:rFonts w:ascii="Arial" w:hAnsi="Arial" w:cs="Arial"/>
+                <w:sz w:val="20"/>
+                <w:szCs w:val="20"/>
+                <w:lang w:val="en-GB"/>
+              </w:rPr>
+              <w:t>For entities established in Lithuania, no supporting documents are required; the submitted ESPD is sufficient.</w:t>
+            </w:r>
+          </w:p>
+          <w:p>
+            <w:pPr>
+              <w:jc w:val="both"/>
+              <w:rPr>
+                <w:rFonts w:ascii="Arial" w:hAnsi="Arial" w:cs="Arial"/>
+                <w:sz w:val="20"/>
+                <w:szCs w:val="20"/>
+                <w:lang w:val="en-GB"/>
+              </w:rPr>
+            </w:pPr>
+            <w:r>
+              <w:rPr>
+                <w:rFonts w:ascii="Arial" w:hAnsi="Arial" w:cs="Arial"/>
+                <w:sz w:val="20"/>
+                <w:szCs w:val="20"/>
+                <w:lang w:val="en-GB"/>
+              </w:rPr>
+              <w:t>Entities established outside Lithuania will be required to provide the types of certificates and forms of documentary evidence for which information is available in the European Commission’s documentary evidence repository “e-Certis” at: https://ec.europa.eu/tools/ecertis/.</w:t>
+            </w:r>
+          </w:p>
+          <w:p>
+            <w:pPr>
+              <w:jc w:val="both"/>
+              <w:rPr>
+                <w:rFonts w:ascii="Arial" w:hAnsi="Arial" w:cs="Arial"/>
+                <w:sz w:val="20"/>
+                <w:szCs w:val="20"/>
+                <w:lang w:val="en-GB"/>
+              </w:rPr>
+            </w:pPr>
           </w:p>
         </w:tc>
       </w:tr>
@@ -6110,6 +6604,9 @@
       </w:pPr>
     </w:p>
     <w:sectPr>
+      <w:headerReference w:type="default" r:id="rId20"/>
+      <w:footerReference w:type="default" r:id="rId21"/>
+      <w:headerReference w:type="first" r:id="rId22"/>
       <w:pgSz w:w="16838" w:h="11906" w:orient="landscape"/>
       <w:pgMar w:top="1701" w:right="1701" w:bottom="567" w:left="1134" w:header="567" w:footer="567" w:gutter="0"/>
       <w:cols w:space="1296"/>
@@ -6145,6 +6642,85 @@
 </w:endnotes>
 </file>
 
+<file path=word/footer1.xml><?xml version="1.0" encoding="utf-8"?>
+<w:ftr xmlns:wpc="http://schemas.microsoft.com/office/word/2010/wordprocessingCanvas" xmlns:cx="http://schemas.microsoft.com/office/drawing/2014/chartex" xmlns:cx1="http://schemas.microsoft.com/office/drawing/2015/9/8/chartex" xmlns:cx2="http://schemas.microsoft.com/office/drawing/2015/10/21/chartex" xmlns:cx3="http://schemas.microsoft.com/office/drawing/2016/5/9/chartex" xmlns:cx4="http://schemas.microsoft.com/office/drawing/2016/5/10/chartex" xmlns:cx5="http://schemas.microsoft.com/office/drawing/2016/5/11/chartex" xmlns:cx6="http://schemas.microsoft.com/office/drawing/2016/5/12/chartex" xmlns:cx7="http://schemas.microsoft.com/office/drawing/2016/5/13/chartex" xmlns:cx8="http://schemas.microsoft.com/office/drawing/2016/5/14/chartex" xmlns:mc="http://schemas.openxmlformats.org/markup-compatibility/2006" xmlns:aink="http://schemas.microsoft.com/office/drawing/2016/ink" xmlns:am3d="http://schemas.microsoft.com/office/drawing/2017/model3d" xmlns:o="urn:schemas-microsoft-com:office:office" xmlns:oel="http://schemas.microsoft.com/office/2019/extlst" xmlns:r="http://schemas.openxmlformats.org/officeDocument/2006/relationships" xmlns:m="http://schemas.openxmlformats.org/officeDocument/2006/math" xmlns:v="urn:schemas-microsoft-com:vml" xmlns:wp14="http://schemas.microsoft.com/office/word/2010/wordprocessingDrawing" xmlns:wp="http://schemas.openxmlformats.org/drawingml/2006/wordprocessingDrawing" xmlns:w10="urn:schemas-microsoft-com:office:word" xmlns:w="http://schemas.openxmlformats.org/wordprocessingml/2006/main" xmlns:w14="http://schemas.microsoft.com/office/word/2010/wordml" xmlns:w15="http://schemas.microsoft.com/office/word/2012/wordml" xmlns:w16cex="http://schemas.microsoft.com/office/word/2018/wordml/cex" xmlns:w16cid="http://schemas.microsoft.com/office/word/2016/wordml/cid" xmlns:w16="http://schemas.microsoft.com/office/word/2018/wordml" xmlns:w16du="http://schemas.microsoft.com/office/word/2023/wordml/word16du" xmlns:w16sdtdh="http://schemas.microsoft.com/office/word/2020/wordml/sdtdatahash" xmlns:w16sdtfl="http://schemas.microsoft.com/office/word/2024/wordml/sdtformatlock" xmlns:w16se="http://schemas.microsoft.com/office/word/2015/wordml/symex" xmlns:wpg="http://schemas.microsoft.com/office/word/2010/wordprocessingGroup" xmlns:wpi="http://schemas.microsoft.com/office/word/2010/wordprocessingInk" xmlns:wne="http://schemas.microsoft.com/office/word/2006/wordml" xmlns:wps="http://schemas.microsoft.com/office/word/2010/wordprocessingShape" mc:Ignorable="w14 w15 w16se w16cid w16 w16cex w16sdtdh w16sdtfl w16du wp14">
+  <w:sdt>
+    <w:sdtPr>
+      <w:id w:val="-259444890"/>
+      <w:docPartObj>
+        <w:docPartGallery w:val="Page Numbers (Bottom of Page)"/>
+        <w:docPartUnique/>
+      </w:docPartObj>
+    </w:sdtPr>
+    <w:sdtEndPr>
+      <w:rPr>
+        <w:rFonts w:ascii="Trebuchet MS" w:hAnsi="Trebuchet MS"/>
+        <w:sz w:val="20"/>
+        <w:szCs w:val="20"/>
+      </w:rPr>
+    </w:sdtEndPr>
+    <w:sdtContent>
+      <w:p>
+        <w:pPr>
+          <w:pStyle w:val="Footer"/>
+          <w:jc w:val="center"/>
+          <w:rPr>
+            <w:rFonts w:ascii="Trebuchet MS" w:hAnsi="Trebuchet MS"/>
+            <w:sz w:val="20"/>
+            <w:szCs w:val="20"/>
+          </w:rPr>
+        </w:pPr>
+        <w:r>
+          <w:rPr>
+            <w:rFonts w:ascii="Trebuchet MS" w:hAnsi="Trebuchet MS"/>
+            <w:sz w:val="20"/>
+            <w:szCs w:val="20"/>
+          </w:rPr>
+          <w:fldChar w:fldCharType="begin"/>
+        </w:r>
+        <w:r>
+          <w:rPr>
+            <w:rFonts w:ascii="Trebuchet MS" w:hAnsi="Trebuchet MS"/>
+            <w:sz w:val="20"/>
+            <w:szCs w:val="20"/>
+          </w:rPr>
+          <w:instrText>PAGE   \* MERGEFORMAT</w:instrText>
+        </w:r>
+        <w:r>
+          <w:rPr>
+            <w:rFonts w:ascii="Trebuchet MS" w:hAnsi="Trebuchet MS"/>
+            <w:sz w:val="20"/>
+            <w:szCs w:val="20"/>
+          </w:rPr>
+          <w:fldChar w:fldCharType="separate"/>
+        </w:r>
+        <w:r>
+          <w:rPr>
+            <w:rFonts w:ascii="Trebuchet MS" w:hAnsi="Trebuchet MS"/>
+            <w:sz w:val="20"/>
+            <w:szCs w:val="20"/>
+          </w:rPr>
+          <w:t>2</w:t>
+        </w:r>
+        <w:r>
+          <w:rPr>
+            <w:rFonts w:ascii="Trebuchet MS" w:hAnsi="Trebuchet MS"/>
+            <w:sz w:val="20"/>
+            <w:szCs w:val="20"/>
+          </w:rPr>
+          <w:fldChar w:fldCharType="end"/>
+        </w:r>
+      </w:p>
+    </w:sdtContent>
+  </w:sdt>
+  <w:p>
+    <w:pPr>
+      <w:pStyle w:val="Footer"/>
+    </w:pPr>
+  </w:p>
+</w:ftr>
+</file>
+
 <file path=word/footnotes.xml><?xml version="1.0" encoding="utf-8"?>
 <w:footnotes xmlns:wpc="http://schemas.microsoft.com/office/word/2010/wordprocessingCanvas" xmlns:cx="http://schemas.microsoft.com/office/drawing/2014/chartex" xmlns:cx1="http://schemas.microsoft.com/office/drawing/2015/9/8/chartex" xmlns:cx2="http://schemas.microsoft.com/office/drawing/2015/10/21/chartex" xmlns:cx3="http://schemas.microsoft.com/office/drawing/2016/5/9/chartex" xmlns:cx4="http://schemas.microsoft.com/office/drawing/2016/5/10/chartex" xmlns:cx5="http://schemas.microsoft.com/office/drawing/2016/5/11/chartex" xmlns:cx6="http://schemas.microsoft.com/office/drawing/2016/5/12/chartex" xmlns:cx7="http://schemas.microsoft.com/office/drawing/2016/5/13/chartex" xmlns:cx8="http://schemas.microsoft.com/office/drawing/2016/5/14/chartex" xmlns:mc="http://schemas.openxmlformats.org/markup-compatibility/2006" xmlns:aink="http://schemas.microsoft.com/office/drawing/2016/ink" xmlns:am3d="http://schemas.microsoft.com/office/drawing/2017/model3d" xmlns:o="urn:schemas-microsoft-com:office:office" xmlns:oel="http://schemas.microsoft.com/office/2019/extlst" xmlns:r="http://schemas.openxmlformats.org/officeDocument/2006/relationships" xmlns:m="http://schemas.openxmlformats.org/officeDocument/2006/math" xmlns:v="urn:schemas-microsoft-com:vml" xmlns:wp14="http://schemas.microsoft.com/office/word/2010/wordprocessingDrawing" xmlns:wp="http://schemas.openxmlformats.org/drawingml/2006/wordprocessingDrawing" xmlns:w10="urn:schemas-microsoft-com:office:word" xmlns:w="http://schemas.openxmlformats.org/wordprocessingml/2006/main" xmlns:w14="http://schemas.microsoft.com/office/word/2010/wordml" xmlns:w15="http://schemas.microsoft.com/office/word/2012/wordml" xmlns:w16cex="http://schemas.microsoft.com/office/word/2018/wordml/cex" xmlns:w16cid="http://schemas.microsoft.com/office/word/2016/wordml/cid" xmlns:w16="http://schemas.microsoft.com/office/word/2018/wordml" xmlns:w16du="http://schemas.microsoft.com/office/word/2023/wordml/word16du" xmlns:w16sdtdh="http://schemas.microsoft.com/office/word/2020/wordml/sdtdatahash" xmlns:w16sdtfl="http://schemas.microsoft.com/office/word/2024/wordml/sdtformatlock" xmlns:w16se="http://schemas.microsoft.com/office/word/2015/wordml/symex" xmlns:wpg="http://schemas.microsoft.com/office/word/2010/wordprocessingGroup" xmlns:wpi="http://schemas.microsoft.com/office/word/2010/wordprocessingInk" xmlns:wne="http://schemas.microsoft.com/office/word/2006/wordml" xmlns:wps="http://schemas.microsoft.com/office/word/2010/wordprocessingShape" mc:Ignorable="w14 w15 w16se w16cid w16 w16cex w16sdtdh w16sdtfl w16du wp14">
   <w:footnote w:type="separator" w:id="-1">
@@ -6168,6 +6744,101 @@
     </w:p>
   </w:footnote>
 </w:footnotes>
+</file>
+
+<file path=word/header1.xml><?xml version="1.0" encoding="utf-8"?>
+<w:hdr xmlns:wpc="http://schemas.microsoft.com/office/word/2010/wordprocessingCanvas" xmlns:cx="http://schemas.microsoft.com/office/drawing/2014/chartex" xmlns:cx1="http://schemas.microsoft.com/office/drawing/2015/9/8/chartex" xmlns:cx2="http://schemas.microsoft.com/office/drawing/2015/10/21/chartex" xmlns:cx3="http://schemas.microsoft.com/office/drawing/2016/5/9/chartex" xmlns:cx4="http://schemas.microsoft.com/office/drawing/2016/5/10/chartex" xmlns:cx5="http://schemas.microsoft.com/office/drawing/2016/5/11/chartex" xmlns:cx6="http://schemas.microsoft.com/office/drawing/2016/5/12/chartex" xmlns:cx7="http://schemas.microsoft.com/office/drawing/2016/5/13/chartex" xmlns:cx8="http://schemas.microsoft.com/office/drawing/2016/5/14/chartex" xmlns:mc="http://schemas.openxmlformats.org/markup-compatibility/2006" xmlns:aink="http://schemas.microsoft.com/office/drawing/2016/ink" xmlns:am3d="http://schemas.microsoft.com/office/drawing/2017/model3d" xmlns:o="urn:schemas-microsoft-com:office:office" xmlns:oel="http://schemas.microsoft.com/office/2019/extlst" xmlns:r="http://schemas.openxmlformats.org/officeDocument/2006/relationships" xmlns:m="http://schemas.openxmlformats.org/officeDocument/2006/math" xmlns:v="urn:schemas-microsoft-com:vml" xmlns:wp14="http://schemas.microsoft.com/office/word/2010/wordprocessingDrawing" xmlns:wp="http://schemas.openxmlformats.org/drawingml/2006/wordprocessingDrawing" xmlns:w10="urn:schemas-microsoft-com:office:word" xmlns:w="http://schemas.openxmlformats.org/wordprocessingml/2006/main" xmlns:w14="http://schemas.microsoft.com/office/word/2010/wordml" xmlns:w15="http://schemas.microsoft.com/office/word/2012/wordml" xmlns:w16cex="http://schemas.microsoft.com/office/word/2018/wordml/cex" xmlns:w16cid="http://schemas.microsoft.com/office/word/2016/wordml/cid" xmlns:w16="http://schemas.microsoft.com/office/word/2018/wordml" xmlns:w16du="http://schemas.microsoft.com/office/word/2023/wordml/word16du" xmlns:w16sdtdh="http://schemas.microsoft.com/office/word/2020/wordml/sdtdatahash" xmlns:w16sdtfl="http://schemas.microsoft.com/office/word/2024/wordml/sdtformatlock" xmlns:w16se="http://schemas.microsoft.com/office/word/2015/wordml/symex" xmlns:wpg="http://schemas.microsoft.com/office/word/2010/wordprocessingGroup" xmlns:wpi="http://schemas.microsoft.com/office/word/2010/wordprocessingInk" xmlns:wne="http://schemas.microsoft.com/office/word/2006/wordml" xmlns:wps="http://schemas.microsoft.com/office/word/2010/wordprocessingShape" mc:Ignorable="w14 w15 w16se w16cid w16 w16cex w16sdtdh w16sdtfl w16du wp14">
+  <w:p>
+    <w:pPr>
+      <w:pStyle w:val="Header"/>
+    </w:pPr>
+  </w:p>
+  <w:p>
+    <w:pPr>
+      <w:pStyle w:val="Header"/>
+    </w:pPr>
+  </w:p>
+</w:hdr>
+</file>
+
+<file path=word/header2.xml><?xml version="1.0" encoding="utf-8"?>
+<w:hdr xmlns:wpc="http://schemas.microsoft.com/office/word/2010/wordprocessingCanvas" xmlns:cx="http://schemas.microsoft.com/office/drawing/2014/chartex" xmlns:cx1="http://schemas.microsoft.com/office/drawing/2015/9/8/chartex" xmlns:cx2="http://schemas.microsoft.com/office/drawing/2015/10/21/chartex" xmlns:cx3="http://schemas.microsoft.com/office/drawing/2016/5/9/chartex" xmlns:cx4="http://schemas.microsoft.com/office/drawing/2016/5/10/chartex" xmlns:cx5="http://schemas.microsoft.com/office/drawing/2016/5/11/chartex" xmlns:cx6="http://schemas.microsoft.com/office/drawing/2016/5/12/chartex" xmlns:cx7="http://schemas.microsoft.com/office/drawing/2016/5/13/chartex" xmlns:cx8="http://schemas.microsoft.com/office/drawing/2016/5/14/chartex" xmlns:mc="http://schemas.openxmlformats.org/markup-compatibility/2006" xmlns:aink="http://schemas.microsoft.com/office/drawing/2016/ink" xmlns:am3d="http://schemas.microsoft.com/office/drawing/2017/model3d" xmlns:o="urn:schemas-microsoft-com:office:office" xmlns:oel="http://schemas.microsoft.com/office/2019/extlst" xmlns:r="http://schemas.openxmlformats.org/officeDocument/2006/relationships" xmlns:m="http://schemas.openxmlformats.org/officeDocument/2006/math" xmlns:v="urn:schemas-microsoft-com:vml" xmlns:wp14="http://schemas.microsoft.com/office/word/2010/wordprocessingDrawing" xmlns:wp="http://schemas.openxmlformats.org/drawingml/2006/wordprocessingDrawing" xmlns:w10="urn:schemas-microsoft-com:office:word" xmlns:w="http://schemas.openxmlformats.org/wordprocessingml/2006/main" xmlns:w14="http://schemas.microsoft.com/office/word/2010/wordml" xmlns:w15="http://schemas.microsoft.com/office/word/2012/wordml" xmlns:w16cex="http://schemas.microsoft.com/office/word/2018/wordml/cex" xmlns:w16cid="http://schemas.microsoft.com/office/word/2016/wordml/cid" xmlns:w16="http://schemas.microsoft.com/office/word/2018/wordml" xmlns:w16du="http://schemas.microsoft.com/office/word/2023/wordml/word16du" xmlns:w16sdtdh="http://schemas.microsoft.com/office/word/2020/wordml/sdtdatahash" xmlns:w16sdtfl="http://schemas.microsoft.com/office/word/2024/wordml/sdtformatlock" xmlns:w16se="http://schemas.microsoft.com/office/word/2015/wordml/symex" xmlns:wpg="http://schemas.microsoft.com/office/word/2010/wordprocessingGroup" xmlns:wpi="http://schemas.microsoft.com/office/word/2010/wordprocessingInk" xmlns:wne="http://schemas.microsoft.com/office/word/2006/wordml" xmlns:wps="http://schemas.microsoft.com/office/word/2010/wordprocessingShape" mc:Ignorable="w14 w15 w16se w16cid w16 w16cex w16sdtdh w16sdtfl w16du wp14">
+  <w:p>
+    <w:pPr>
+      <w:pStyle w:val="Header"/>
+      <w:jc w:val="right"/>
+      <w:rPr>
+        <w:rFonts w:ascii="Arial" w:hAnsi="Arial" w:cs="Arial"/>
+        <w:color w:val="000000" w:themeColor="text1"/>
+        <w:sz w:val="20"/>
+        <w:szCs w:val="20"/>
+      </w:rPr>
+    </w:pPr>
+    <w:r>
+      <w:rPr>
+        <w:rFonts w:ascii="Arial" w:hAnsi="Arial" w:cs="Arial"/>
+        <w:color w:val="000000" w:themeColor="text1"/>
+        <w:sz w:val="20"/>
+        <w:szCs w:val="20"/>
+      </w:rPr>
+      <w:t>Pirkimo sąlygų 1 priedas „Tiekėjų pašalinimo pagrindai“</w:t>
+    </w:r>
+    <w:r>
+      <w:rPr>
+        <w:rFonts w:ascii="Arial" w:hAnsi="Arial" w:cs="Arial"/>
+        <w:color w:val="000000" w:themeColor="text1"/>
+        <w:sz w:val="20"/>
+        <w:szCs w:val="20"/>
+      </w:rPr>
+      <w:t xml:space="preserve"> / </w:t>
+    </w:r>
+  </w:p>
+  <w:p>
+    <w:pPr>
+      <w:pStyle w:val="Header"/>
+      <w:jc w:val="right"/>
+      <w:rPr>
+        <w:rFonts w:ascii="Arial" w:hAnsi="Arial" w:cs="Arial"/>
+        <w:color w:val="000000" w:themeColor="text1"/>
+        <w:sz w:val="20"/>
+        <w:szCs w:val="20"/>
+        <w:lang w:val="en-US"/>
+      </w:rPr>
+    </w:pPr>
+    <w:r>
+      <w:rPr>
+        <w:rFonts w:ascii="Arial" w:hAnsi="Arial" w:cs="Arial"/>
+        <w:color w:val="000000" w:themeColor="text1"/>
+        <w:sz w:val="20"/>
+        <w:szCs w:val="20"/>
+        <w:lang w:val="en-US"/>
+      </w:rPr>
+      <w:t>Annex 1 to the Procurement conditions „</w:t>
+    </w:r>
+    <w:r>
+      <w:rPr>
+        <w:rFonts w:ascii="Arial" w:hAnsi="Arial" w:cs="Arial"/>
+        <w:color w:val="000000" w:themeColor="text1"/>
+        <w:sz w:val="20"/>
+        <w:szCs w:val="20"/>
+        <w:lang w:val="en-US"/>
+      </w:rPr>
+      <w:t xml:space="preserve">Grounds for Exclusion of </w:t>
+    </w:r>
+    <w:proofErr w:type="gramStart"/>
+    <w:r>
+      <w:rPr>
+        <w:rFonts w:ascii="Arial" w:hAnsi="Arial" w:cs="Arial"/>
+        <w:color w:val="000000" w:themeColor="text1"/>
+        <w:sz w:val="20"/>
+        <w:szCs w:val="20"/>
+        <w:lang w:val="en-US"/>
+      </w:rPr>
+      <w:t>Suppliers“</w:t>
+    </w:r>
+    <w:proofErr w:type="gramEnd"/>
+  </w:p>
+</w:hdr>
 </file>
 
 <file path=word/numbering.xml><?xml version="1.0" encoding="utf-8"?>

--- a/PP-salygos/templates/DPSK_LTEN_PASALINIMAS.docx
+++ b/PP-salygos/templates/DPSK_LTEN_PASALINIMAS.docx
@@ -5579,7 +5579,7 @@
                 <w:sz w:val="20"/>
                 <w:szCs w:val="20"/>
               </w:rPr>
-              <w:t xml:space="preserve">Nurodyti dokumentai turi būti išduoti ne anksčiau kaip 180 dienų iki tos dienos, kai tiekėjas perkančiojo subjekto prašymu turės pateikti pašalinimo pagrindų nebuvimą patvirtinančius dokumentus. Pavyzdys: Jeigu perkantysis subjektas 2022-10-10 kreipėsi į tiekėją prašydama iki 2022-10-14 pateikti įrodančius dokumentus, jie turi būti išduoti ne anksčiau kaip 180 dienų, jas skaičiuojant atgal nuo 2022-10-14. </w:t>
+              <w:t xml:space="preserve">Nurodyti dokumentai turi būti išduoti ne anksčiau kaip 180 dienų iki tos dienos, kai tiekėjas perkančiojo subjekto prašymu turės pateikti pašalinimo pagrindų nebuvimą patvirtinančius dokumentus. Pavyzdys: Jeigu perkantysis subjektas 2022-10-10 kreipėsi į tiekėją prašydamas iki 2022-10-14 pateikti įrodančius dokumentus, jie turi būti išduoti ne anksčiau kaip 180 dienų, jas skaičiuojant atgal nuo 2022-10-14. </w:t>
             </w:r>
           </w:p>
           <w:p>
@@ -6138,7 +6138,7 @@
                 <w:szCs w:val="20"/>
               </w:rPr>
               <w:lastRenderedPageBreak/>
-              <w:t>Prireikus, Perkantysis subjektas turi teisę prašyti pateikti valstybės įmonės Registrų centro Lietuvos Respublikos Vyriausybės nustatyta tvarka išduoto dokumento, patvirtinančio jungtinius kompetentingų institucijų tvarkomus duomenis. Tokiu atveju dokumentas turi būti  išduotas ne anksčiau kaip 120 dienų iki tos dienos, kai tiekėjas perkančiojo subjekto prašymu turės pateikti pašalinimo pagrindų nebuvimą patvirtinančius dokumentus. Pavyzdys: Jeigu perkantysis subjektas 2022-10-10 kreipėsi į tiekėją prašydama iki 2022-10-14 pateikti įrodančius dokumentus, jie turi būti išduoti ne anksčiau kaip 120 dienų, jas skaičiuojant atgal nuo 2022-10-14.</w:t>
+              <w:t>Prireikus, Perkantysis subjektas turi teisę prašyti pateikti valstybės įmonės Registrų centro Lietuvos Respublikos Vyriausybės nustatyta tvarka išduoto dokumento, patvirtinančio jungtinius kompetentingų institucijų tvarkomus duomenis. Tokiu atveju dokumentas turi būti  išduotas ne anksčiau kaip 120 dienų iki tos dienos, kai tiekėjas perkančiojo subjekto prašymu turės pateikti pašalinimo pagrindų nebuvimą patvirtinančius dokumentus. Pavyzdys: Jeigu perkantysis subjektas 2022-10-10 kreipėsi į tiekėją prašydamas iki 2022-10-14 pateikti įrodančius dokumentus, jie turi būti išduoti ne anksčiau kaip 120 dienų, jas skaičiuojant atgal nuo 2022-10-14.</w:t>
             </w:r>
           </w:p>
           <w:p>

--- a/PP-salygos/templates/DPSK_LTEN_PASALINIMAS.docx
+++ b/PP-salygos/templates/DPSK_LTEN_PASALINIMAS.docx
@@ -6215,7 +6215,7 @@
                 <w:szCs w:val="20"/>
                 <w:lang w:val="en-GB"/>
               </w:rPr>
-              <w:t>required—submission</w:t>
+              <w:t>required - submission</w:t>
             </w:r>
             <w:proofErr w:type="gramEnd"/>
             <w:r>

--- a/PP-salygos/templates/DPSK_LTEN_PASALINIMAS.docx
+++ b/PP-salygos/templates/DPSK_LTEN_PASALINIMAS.docx
@@ -962,7 +962,7 @@
                 <w:szCs w:val="20"/>
               </w:rPr>
               <w:lastRenderedPageBreak/>
-              <w:t xml:space="preserve">„e-Certis“ adresu:  </w:t>
+              <w:t xml:space="preserve">„e-Certis“ adresu: </w:t>
             </w:r>
             <w:hyperlink r:id="rId7" w:history="1">
               <w:r>
@@ -2009,7 +2009,7 @@
                 <w:szCs w:val="20"/>
               </w:rPr>
               <w:lastRenderedPageBreak/>
-              <w:t xml:space="preserve">„e-Certis“ adresu:  </w:t>
+              <w:t xml:space="preserve">„e-Certis“ adresu: </w:t>
             </w:r>
             <w:hyperlink r:id="rId8" w:history="1">
               <w:r>
@@ -2375,7 +2375,7 @@
                 <w:sz w:val="20"/>
                 <w:szCs w:val="20"/>
               </w:rPr>
-              <w:t xml:space="preserve">„e-Certis“ adresu:  </w:t>
+              <w:t xml:space="preserve">„e-Certis“ adresu: </w:t>
             </w:r>
             <w:hyperlink r:id="rId9" w:history="1">
               <w:r>
@@ -2893,7 +2893,7 @@
                 <w:sz w:val="20"/>
                 <w:szCs w:val="20"/>
               </w:rPr>
-              <w:t xml:space="preserve">„e-Certis“ adresu:  </w:t>
+              <w:t xml:space="preserve">„e-Certis“ adresu: </w:t>
             </w:r>
             <w:hyperlink r:id="rId10" w:history="1">
               <w:r>
@@ -3470,7 +3470,7 @@
                 <w:sz w:val="20"/>
                 <w:szCs w:val="20"/>
               </w:rPr>
-              <w:t xml:space="preserve">„e-Certis“ adresu:  </w:t>
+              <w:t xml:space="preserve">„e-Certis“ adresu: </w:t>
             </w:r>
             <w:hyperlink r:id="rId14" w:history="1">
               <w:r>
@@ -4012,7 +4012,7 @@
                 <w:sz w:val="20"/>
                 <w:szCs w:val="20"/>
               </w:rPr>
-              <w:t xml:space="preserve">„e-Certis“ adresu:  </w:t>
+              <w:t xml:space="preserve">„e-Certis“ adresu: </w:t>
             </w:r>
             <w:hyperlink r:id="rId18" w:history="1">
               <w:r>
@@ -4381,7 +4381,7 @@
                 <w:sz w:val="20"/>
                 <w:szCs w:val="20"/>
               </w:rPr>
-              <w:t>„e-Certis“ adresu:  https://ec.europa.eu/tools/ecertis/.</w:t>
+              <w:t>„e-Certis“ adresu: https://ec.europa.eu/tools/ecertis/.</w:t>
             </w:r>
           </w:p>
         </w:tc>
@@ -6138,7 +6138,7 @@
                 <w:szCs w:val="20"/>
               </w:rPr>
               <w:lastRenderedPageBreak/>
-              <w:t>Prireikus, Perkantysis subjektas turi teisę prašyti pateikti valstybės įmonės Registrų centro Lietuvos Respublikos Vyriausybės nustatyta tvarka išduoto dokumento, patvirtinančio jungtinius kompetentingų institucijų tvarkomus duomenis. Tokiu atveju dokumentas turi būti  išduotas ne anksčiau kaip 120 dienų iki tos dienos, kai tiekėjas perkančiojo subjekto prašymu turės pateikti pašalinimo pagrindų nebuvimą patvirtinančius dokumentus. Pavyzdys: Jeigu perkantysis subjektas 2022-10-10 kreipėsi į tiekėją prašydamas iki 2022-10-14 pateikti įrodančius dokumentus, jie turi būti išduoti ne anksčiau kaip 120 dienų, jas skaičiuojant atgal nuo 2022-10-14.</w:t>
+              <w:t>Prireikus, Perkantysis subjektas turi teisę prašyti pateikti valstybės įmonės Registrų centro Lietuvos Respublikos Vyriausybės nustatyta tvarka išduoto dokumento, patvirtinančio jungtinius kompetentingų institucijų tvarkomus duomenis. Tokiu atveju dokumentas turi būti išduotas ne anksčiau kaip 120 dienų iki tos dienos, kai tiekėjas perkančiojo subjekto prašymu turės pateikti pašalinimo pagrindų nebuvimą patvirtinančius dokumentus. Pavyzdys: Jeigu perkantysis subjektas 2022-10-10 kreipėsi į tiekėją prašydamas iki 2022-10-14 pateikti įrodančius dokumentus, jie turi būti išduoti ne anksčiau kaip 120 dienų, jas skaičiuojant atgal nuo 2022-10-14.</w:t>
             </w:r>
           </w:p>
           <w:p>
@@ -6475,7 +6475,7 @@
                 <w:sz w:val="20"/>
                 <w:szCs w:val="20"/>
               </w:rPr>
-              <w:t>„e-Certis“ adresu:  https://ec.europa.eu/tools/ecertis/.</w:t>
+              <w:t>„e-Certis“ adresu: https://ec.europa.eu/tools/ecertis/.</w:t>
             </w:r>
           </w:p>
           <w:p>
